--- a/BaoCao_mau_demo.docx
+++ b/BaoCao_mau_demo.docx
@@ -45,7 +45,7 @@
           <w:i/>
           <w:sz w:val="24"/>
         </w:rPr>
-        <w:t>(Góc nhìn Nhà tư vấn giám sát — Bên B)</w:t>
+        <w:t>(Góc nhìn Đơn vị tư vấn — Bên B)</w:t>
       </w:r>
     </w:p>
     <w:p>
@@ -60,7 +60,7 @@
           <w:i/>
           <w:sz w:val="22"/>
         </w:rPr>
-        <w:t>Ngày lập: 09/06/2026</w:t>
+        <w:t>Ngày lập: 10/06/2026</w:t>
       </w:r>
     </w:p>
     <w:p>
@@ -103,7 +103,7 @@
           <w:i w:val="0"/>
           <w:sz w:val="26"/>
         </w:rPr>
-        <w:t>• Quy mô: 29 đoạn, 11 đề mục, 0 ghi chú (comment).</w:t>
+        <w:t>• Quy mô: 13 đoạn, 3 đề mục, 0 ghi chú (comment).</w:t>
       </w:r>
     </w:p>
     <w:p>
@@ -117,7 +117,7 @@
           <w:i w:val="0"/>
           <w:sz w:val="26"/>
         </w:rPr>
-        <w:t>• Kiểu kết cấu: Dân luật VN — đánh số 'Điều N'.</w:t>
+        <w:t>• Kiểu kết cấu: Không xác định rõ.</w:t>
       </w:r>
     </w:p>
     <w:p>
@@ -131,7 +131,7 @@
           <w:i w:val="0"/>
           <w:sz w:val="26"/>
         </w:rPr>
-        <w:t>• Ngôn ngữ: vi, en (song ngữ).</w:t>
+        <w:t>• Ngôn ngữ: vi.</w:t>
       </w:r>
     </w:p>
     <w:p>
@@ -188,6 +188,126 @@
           <w:color w:val="1F3764"/>
           <w:sz w:val="28"/>
         </w:rPr>
+        <w:t>1b. VAI TRÒ TƯ VẤN &amp; PHẠM VI CHUẨN</w:t>
+      </w:r>
+    </w:p>
+    <w:p>
+      <w:pPr>
+        <w:spacing w:after="40" w:before="0"/>
+      </w:pPr>
+      <w:r>
+        <w:rPr>
+          <w:rFonts w:ascii="Times New Roman" w:hAnsi="Times New Roman" w:cs="Times New Roman"/>
+          <w:b w:val="0"/>
+          <w:i w:val="0"/>
+          <w:sz w:val="26"/>
+        </w:rPr>
+        <w:t>• Vai trò chính (đoán): Tư vấn giám sát thi công (TVGS).</w:t>
+      </w:r>
+    </w:p>
+    <w:p>
+      <w:pPr>
+        <w:spacing w:after="40" w:before="0"/>
+      </w:pPr>
+      <w:r>
+        <w:rPr>
+          <w:rFonts w:ascii="Times New Roman" w:hAnsi="Times New Roman" w:cs="Times New Roman"/>
+          <w:b w:val="0"/>
+          <w:i w:val="0"/>
+          <w:sz w:val="22"/>
+        </w:rPr>
+        <w:t>• Phạm vi chuẩn: Kiểm tra năng lực nhà thầu; kiểm tra biện pháp thi công so với thiết kế đã duyệt; xem xét &amp; chấp thuận; kiểm tra vật liệu/thiết bị; đôn đốc tiến độ; giám sát an toàn; đề nghị điều chỉnh thiết kế khi phát hiện sai sót; yêu cầu tạm dừng khi mất an toàn; kiểm tra/xác nhận bản vẽ hoàn công; nghiệm thu &amp; xác nhận khối lượng.</w:t>
+      </w:r>
+    </w:p>
+    <w:p>
+      <w:pPr>
+        <w:spacing w:after="40" w:before="0"/>
+      </w:pPr>
+      <w:r>
+        <w:rPr>
+          <w:rFonts w:ascii="Times New Roman" w:hAnsi="Times New Roman" w:cs="Times New Roman"/>
+          <w:b w:val="0"/>
+          <w:i w:val="0"/>
+          <w:sz w:val="22"/>
+        </w:rPr>
+        <w:t>• Căn cứ pháp lý: Phạm vi: Điều 19 NĐ 06/2021. Năng lực: chứng chỉ giám sát thi công, Điều 107 NĐ 175/2024.</w:t>
+      </w:r>
+    </w:p>
+    <w:p>
+      <w:pPr>
+        <w:spacing w:after="40" w:before="0"/>
+      </w:pPr>
+      <w:r>
+        <w:rPr>
+          <w:rFonts w:ascii="Times New Roman" w:hAnsi="Times New Roman" w:cs="Times New Roman"/>
+          <w:b w:val="0"/>
+          <w:i w:val="0"/>
+          <w:sz w:val="22"/>
+        </w:rPr>
+        <w:t>• Yêu cầu độc lập: Tổ chức giám sát KHÔNG được tham gia kiểm định công trình do MÌNH giám sát (Điều 19.7.b NĐ 06/2021, công trình vốn nhà nước).</w:t>
+      </w:r>
+    </w:p>
+    <w:p>
+      <w:pPr>
+        <w:spacing w:after="40" w:before="0"/>
+      </w:pPr>
+      <w:r>
+        <w:rPr>
+          <w:rFonts w:ascii="Times New Roman" w:hAnsi="Times New Roman" w:cs="Times New Roman"/>
+          <w:b w:val="0"/>
+          <w:i w:val="0"/>
+          <w:sz w:val="22"/>
+        </w:rPr>
+        <w:t>• Lưu ý rà soát: Cờ đỏ nếu hợp đồng gán TVGS 'thẩm tra thiết kế', 'phê duyệt biện pháp', 'lập hồ sơ nghiệm thu' → vượt vai trò, đòi năng lực khác.</w:t>
+      </w:r>
+    </w:p>
+    <w:p>
+      <w:pPr>
+        <w:spacing w:after="40" w:before="0"/>
+      </w:pPr>
+      <w:r>
+        <w:rPr>
+          <w:rFonts w:ascii="Times New Roman" w:hAnsi="Times New Roman" w:cs="Times New Roman"/>
+          <w:b/>
+          <w:i w:val="0"/>
+          <w:color w:val="C00000"/>
+          <w:sz w:val="22"/>
+        </w:rPr>
+        <w:t>• [Cờ đỏ – vượt vai trò] Hợp đồng giám sát (TVGS) lại gán việc THẨM TRA THIẾT KẾ — khác năng lực (Điều 104 vs 107 NĐ 175/2024). Tách phạm vi/phí hoặc bỏ; nếu giữ phải có chứng chỉ thẩm tra.</w:t>
+      </w:r>
+    </w:p>
+    <w:p>
+      <w:pPr>
+        <w:spacing w:after="40" w:before="0"/>
+      </w:pPr>
+      <w:r>
+        <w:rPr>
+          <w:rFonts w:ascii="Times New Roman" w:hAnsi="Times New Roman" w:cs="Times New Roman"/>
+          <w:b/>
+          <w:i w:val="0"/>
+          <w:color w:val="C00000"/>
+          <w:sz w:val="22"/>
+        </w:rPr>
+        <w:t>• [Cờ đỏ – vượt vai trò] Hợp đồng TVGS gán cả KIỂM ĐỊNH — vi phạm yêu cầu độc lập: tổ chức giám sát không được kiểm định công trình do mình giám sát (Điều 19.7.b NĐ 06/2021).</w:t>
+      </w:r>
+    </w:p>
+    <w:p>
+      <w:pPr>
+        <w:spacing w:after="120" w:before="0"/>
+      </w:pPr>
+    </w:p>
+    <w:p>
+      <w:pPr>
+        <w:spacing w:after="120" w:before="0"/>
+      </w:pPr>
+      <w:r>
+        <w:rPr>
+          <w:rFonts w:ascii="Times New Roman" w:hAnsi="Times New Roman" w:cs="Times New Roman"/>
+          <w:b/>
+          <w:i w:val="0"/>
+          <w:color w:val="1F3764"/>
+          <w:sz w:val="28"/>
+        </w:rPr>
         <w:t>2. TÓM TẮT ĐIỀU HÀNH</w:t>
       </w:r>
     </w:p>
@@ -202,7 +322,7 @@
           <w:i w:val="0"/>
           <w:sz w:val="26"/>
         </w:rPr>
-        <w:t>Phát hiện 12 rủi ro mức CAO (đỏ), 8 rủi ro mức TRUNG BÌNH (cam), và 9 chủ đề chuẩn không thấy xuất hiện trong hợp đồng (trong đó 2 thuộc nhóm trọng yếu).</w:t>
+        <w:t>Phát hiện 8 rủi ro mức CAO (đỏ), 1 rủi ro mức TRUNG BÌNH (cam), và 15 chủ đề chuẩn không thấy xuất hiện trong hợp đồng (trong đó 2 thuộc nhóm trọng yếu).</w:t>
       </w:r>
     </w:p>
     <w:p>
@@ -310,150 +430,6 @@
                 <w:sz w:val="22"/>
               </w:rPr>
               <w:t>Đề xuất đàm phán</w:t>
-            </w:r>
-          </w:p>
-        </w:tc>
-      </w:tr>
-      <w:tr>
-        <w:tc>
-          <w:tcPr>
-            <w:tcW w:type="dxa" w:w="1500"/>
-            <w:shd w:val="clear" w:color="auto" w:fill="F8CBAD"/>
-          </w:tcPr>
-          <w:p>
-            <w:pPr>
-              <w:spacing w:after="40" w:before="40"/>
-            </w:pPr>
-            <w:r/>
-            <w:r>
-              <w:rPr>
-                <w:rFonts w:ascii="Times New Roman" w:hAnsi="Times New Roman" w:cs="Times New Roman"/>
-                <w:b/>
-                <w:i w:val="0"/>
-                <w:color w:val="C00000"/>
-                <w:sz w:val="22"/>
-              </w:rPr>
-              <w:t>[Cao]</w:t>
-            </w:r>
-          </w:p>
-          <w:p>
-            <w:pPr>
-              <w:spacing w:after="40" w:before="0"/>
-            </w:pPr>
-            <w:r>
-              <w:rPr>
-                <w:rFonts w:ascii="Times New Roman" w:hAnsi="Times New Roman" w:cs="Times New Roman"/>
-                <w:b/>
-                <w:i w:val="0"/>
-                <w:sz w:val="22"/>
-              </w:rPr>
-              <w:t xml:space="preserve">Chủ đề </w:t>
-            </w:r>
-            <w:r>
-              <w:rPr>
-                <w:rFonts w:ascii="Times New Roman" w:hAnsi="Times New Roman" w:cs="Times New Roman"/>
-                <w:b w:val="0"/>
-                <w:i w:val="0"/>
-                <w:sz w:val="22"/>
-              </w:rPr>
-              <w:t>2</w:t>
-            </w:r>
-          </w:p>
-          <w:p>
-            <w:r>
-              <w:rPr>
-                <w:rFonts w:ascii="Times New Roman" w:hAnsi="Times New Roman" w:cs="Times New Roman"/>
-                <w:b w:val="0"/>
-                <w:i/>
-                <w:sz w:val="20"/>
-              </w:rPr>
-              <w:t>CĐT giữ 'quyền giải thích cuối cùng'</w:t>
-            </w:r>
-          </w:p>
-        </w:tc>
-        <w:tc>
-          <w:tcPr>
-            <w:tcW w:type="dxa" w:w="4400"/>
-          </w:tcPr>
-          <w:p>
-            <w:pPr>
-              <w:spacing w:after="40" w:before="40"/>
-            </w:pPr>
-            <w:r/>
-            <w:r>
-              <w:rPr>
-                <w:rFonts w:ascii="Times New Roman" w:hAnsi="Times New Roman" w:cs="Times New Roman"/>
-                <w:b w:val="0"/>
-                <w:i w:val="0"/>
-                <w:sz w:val="22"/>
-              </w:rPr>
-              <w:t>Khi hồ sơ mâu thuẫn/không rõ, CĐT tự quyết nghĩa là vừa đá bóng vừa thổi còi, ép cách hiểu bất lợi cho TVGS.</w:t>
-            </w:r>
-          </w:p>
-          <w:p>
-            <w:pPr>
-              <w:spacing w:after="40" w:before="0"/>
-            </w:pPr>
-            <w:r>
-              <w:rPr>
-                <w:rFonts w:ascii="Times New Roman" w:hAnsi="Times New Roman" w:cs="Times New Roman"/>
-                <w:b/>
-                <w:i w:val="0"/>
-                <w:sz w:val="20"/>
-              </w:rPr>
-              <w:t xml:space="preserve">Trích: </w:t>
-            </w:r>
-            <w:r>
-              <w:rPr>
-                <w:rFonts w:ascii="Times New Roman" w:hAnsi="Times New Roman" w:cs="Times New Roman"/>
-                <w:b w:val="0"/>
-                <w:i w:val="0"/>
-                <w:sz w:val="20"/>
-              </w:rPr>
-              <w:t>“Khi có mâu thuẫn, Chủ đầu tư có quyền giải thích cuối cùng đối với mọi điều khoản.”</w:t>
-            </w:r>
-          </w:p>
-          <w:p>
-            <w:pPr>
-              <w:spacing w:after="40" w:before="0"/>
-            </w:pPr>
-            <w:r>
-              <w:rPr>
-                <w:rFonts w:ascii="Times New Roman" w:hAnsi="Times New Roman" w:cs="Times New Roman"/>
-                <w:b/>
-                <w:i w:val="0"/>
-                <w:sz w:val="20"/>
-              </w:rPr>
-              <w:t xml:space="preserve">Căn cứ: </w:t>
-            </w:r>
-            <w:r>
-              <w:rPr>
-                <w:rFonts w:ascii="Times New Roman" w:hAnsi="Times New Roman" w:cs="Times New Roman"/>
-                <w:b w:val="0"/>
-                <w:i w:val="0"/>
-                <w:sz w:val="20"/>
-              </w:rPr>
-              <w:t>Nguyên tắc bình đẳng trong hợp đồng (BLDS 2015, Điều 3); mẫu TT02 không trao quyền giải thích tuyệt đối cho một bên.</w:t>
-            </w:r>
-          </w:p>
-        </w:tc>
-        <w:tc>
-          <w:tcPr>
-            <w:tcW w:type="dxa" w:w="3126"/>
-          </w:tcPr>
-          <w:p>
-            <w:pPr>
-              <w:spacing w:after="40" w:before="40"/>
-            </w:pPr>
-            <w:r/>
-            <w:r>
-              <w:rPr>
-                <w:rFonts w:ascii="Times New Roman" w:hAnsi="Times New Roman" w:cs="Times New Roman"/>
-                <w:b w:val="0"/>
-                <w:i w:val="0"/>
-                <w:sz w:val="22"/>
-              </w:rPr>
-              <w:t>Bất đồng giải thích thì thương lượng; không thống nhất thì đưa ra trọng tài/tòa án. Bỏ 'quyền giải thích cuối cùng' của một bên.</w:t>
             </w:r>
           </w:p>
         </w:tc>
@@ -788,294 +764,6 @@
                 <w:i w:val="0"/>
                 <w:sz w:val="22"/>
               </w:rPr>
-              <w:t>8</w:t>
-            </w:r>
-          </w:p>
-          <w:p>
-            <w:r>
-              <w:rPr>
-                <w:rFonts w:ascii="Times New Roman" w:hAnsi="Times New Roman" w:cs="Times New Roman"/>
-                <w:b w:val="0"/>
-                <w:i/>
-                <w:sz w:val="20"/>
-              </w:rPr>
-              <w:t>Thiếu hồ sơ thì CĐT 'từ chối thanh toán'</w:t>
-            </w:r>
-          </w:p>
-        </w:tc>
-        <w:tc>
-          <w:tcPr>
-            <w:tcW w:type="dxa" w:w="4400"/>
-          </w:tcPr>
-          <w:p>
-            <w:pPr>
-              <w:spacing w:after="40" w:before="40"/>
-            </w:pPr>
-            <w:r/>
-            <w:r>
-              <w:rPr>
-                <w:rFonts w:ascii="Times New Roman" w:hAnsi="Times New Roman" w:cs="Times New Roman"/>
-                <w:b w:val="0"/>
-                <w:i w:val="0"/>
-                <w:sz w:val="22"/>
-              </w:rPr>
-              <w:t>Cho CĐT quyền từ chối (mất quyền) thanh toán cả khoản chỉ vì thiếu một phần hồ sơ — giam tiền của TVGS.</w:t>
-            </w:r>
-          </w:p>
-          <w:p>
-            <w:pPr>
-              <w:spacing w:after="40" w:before="0"/>
-            </w:pPr>
-            <w:r>
-              <w:rPr>
-                <w:rFonts w:ascii="Times New Roman" w:hAnsi="Times New Roman" w:cs="Times New Roman"/>
-                <w:b/>
-                <w:i w:val="0"/>
-                <w:sz w:val="20"/>
-              </w:rPr>
-              <w:t xml:space="preserve">Trích: </w:t>
-            </w:r>
-            <w:r>
-              <w:rPr>
-                <w:rFonts w:ascii="Times New Roman" w:hAnsi="Times New Roman" w:cs="Times New Roman"/>
-                <w:b w:val="0"/>
-                <w:i w:val="0"/>
-                <w:sz w:val="20"/>
-              </w:rPr>
-              <w:t>“Nếu thiếu bất kỳ hồ sơ nào, Chủ đầu tư có quyền từ chối thanh toán toàn bộ đợt.”</w:t>
-            </w:r>
-          </w:p>
-          <w:p>
-            <w:pPr>
-              <w:spacing w:after="40" w:before="0"/>
-            </w:pPr>
-            <w:r>
-              <w:rPr>
-                <w:rFonts w:ascii="Times New Roman" w:hAnsi="Times New Roman" w:cs="Times New Roman"/>
-                <w:b/>
-                <w:i w:val="0"/>
-                <w:sz w:val="20"/>
-              </w:rPr>
-              <w:t xml:space="preserve">Căn cứ: </w:t>
-            </w:r>
-            <w:r>
-              <w:rPr>
-                <w:rFonts w:ascii="Times New Roman" w:hAnsi="Times New Roman" w:cs="Times New Roman"/>
-                <w:b w:val="0"/>
-                <w:i w:val="0"/>
-                <w:sz w:val="20"/>
-              </w:rPr>
-              <w:t>Mẫu TT02: chỉ tạm hoãn phần liên quan; phần còn lại trả đúng hạn. BLDS nguyên tắc thiện chí.</w:t>
-            </w:r>
-          </w:p>
-        </w:tc>
-        <w:tc>
-          <w:tcPr>
-            <w:tcW w:type="dxa" w:w="3126"/>
-          </w:tcPr>
-          <w:p>
-            <w:pPr>
-              <w:spacing w:after="40" w:before="40"/>
-            </w:pPr>
-            <w:r/>
-            <w:r>
-              <w:rPr>
-                <w:rFonts w:ascii="Times New Roman" w:hAnsi="Times New Roman" w:cs="Times New Roman"/>
-                <w:b w:val="0"/>
-                <w:i w:val="0"/>
-                <w:sz w:val="22"/>
-              </w:rPr>
-              <w:t>Sửa 'từ chối' → 'tạm hoãn phần liên quan đến khi bổ sung'; phần không tranh chấp vẫn trả đúng hạn.</w:t>
-            </w:r>
-          </w:p>
-        </w:tc>
-      </w:tr>
-      <w:tr>
-        <w:tc>
-          <w:tcPr>
-            <w:tcW w:type="dxa" w:w="1500"/>
-            <w:shd w:val="clear" w:color="auto" w:fill="F8CBAD"/>
-          </w:tcPr>
-          <w:p>
-            <w:pPr>
-              <w:spacing w:after="40" w:before="40"/>
-            </w:pPr>
-            <w:r/>
-            <w:r>
-              <w:rPr>
-                <w:rFonts w:ascii="Times New Roman" w:hAnsi="Times New Roman" w:cs="Times New Roman"/>
-                <w:b/>
-                <w:i w:val="0"/>
-                <w:color w:val="C00000"/>
-                <w:sz w:val="22"/>
-              </w:rPr>
-              <w:t>[Cao]</w:t>
-            </w:r>
-          </w:p>
-          <w:p>
-            <w:pPr>
-              <w:spacing w:after="40" w:before="0"/>
-            </w:pPr>
-            <w:r>
-              <w:rPr>
-                <w:rFonts w:ascii="Times New Roman" w:hAnsi="Times New Roman" w:cs="Times New Roman"/>
-                <w:b/>
-                <w:i w:val="0"/>
-                <w:sz w:val="22"/>
-              </w:rPr>
-              <w:t xml:space="preserve">Chủ đề </w:t>
-            </w:r>
-            <w:r>
-              <w:rPr>
-                <w:rFonts w:ascii="Times New Roman" w:hAnsi="Times New Roman" w:cs="Times New Roman"/>
-                <w:b w:val="0"/>
-                <w:i w:val="0"/>
-                <w:sz w:val="22"/>
-              </w:rPr>
-              <w:t>14</w:t>
-            </w:r>
-          </w:p>
-          <w:p>
-            <w:r>
-              <w:rPr>
-                <w:rFonts w:ascii="Times New Roman" w:hAnsi="Times New Roman" w:cs="Times New Roman"/>
-                <w:b w:val="0"/>
-                <w:i/>
-                <w:sz w:val="20"/>
-              </w:rPr>
-              <w:t>Toàn bộ bản quyền 'assigned to the Employer'</w:t>
-            </w:r>
-          </w:p>
-        </w:tc>
-        <w:tc>
-          <w:tcPr>
-            <w:tcW w:type="dxa" w:w="4400"/>
-          </w:tcPr>
-          <w:p>
-            <w:pPr>
-              <w:spacing w:after="40" w:before="40"/>
-            </w:pPr>
-            <w:r/>
-            <w:r>
-              <w:rPr>
-                <w:rFonts w:ascii="Times New Roman" w:hAnsi="Times New Roman" w:cs="Times New Roman"/>
-                <w:b w:val="0"/>
-                <w:i w:val="0"/>
-                <w:sz w:val="22"/>
-              </w:rPr>
-              <w:t>Chuyển QUYỀN SỞ HỮU (không chỉ quyền sử dụng) tài liệu cho CĐT, kèm bảo đảm/indemnity về SHTT — mất know-how riêng.</w:t>
-            </w:r>
-          </w:p>
-          <w:p>
-            <w:pPr>
-              <w:spacing w:after="40" w:before="0"/>
-            </w:pPr>
-            <w:r>
-              <w:rPr>
-                <w:rFonts w:ascii="Times New Roman" w:hAnsi="Times New Roman" w:cs="Times New Roman"/>
-                <w:b/>
-                <w:i w:val="0"/>
-                <w:sz w:val="20"/>
-              </w:rPr>
-              <w:t xml:space="preserve">Trích: </w:t>
-            </w:r>
-            <w:r>
-              <w:rPr>
-                <w:rFonts w:ascii="Times New Roman" w:hAnsi="Times New Roman" w:cs="Times New Roman"/>
-                <w:b w:val="0"/>
-                <w:i w:val="0"/>
-                <w:sz w:val="20"/>
-              </w:rPr>
-              <w:t>“The English version shall prevail. All copyright shall be assigned to the Employer.”</w:t>
-            </w:r>
-          </w:p>
-          <w:p>
-            <w:pPr>
-              <w:spacing w:after="40" w:before="0"/>
-            </w:pPr>
-            <w:r>
-              <w:rPr>
-                <w:rFonts w:ascii="Times New Roman" w:hAnsi="Times New Roman" w:cs="Times New Roman"/>
-                <w:b/>
-                <w:i w:val="0"/>
-                <w:sz w:val="20"/>
-              </w:rPr>
-              <w:t xml:space="preserve">Căn cứ: </w:t>
-            </w:r>
-            <w:r>
-              <w:rPr>
-                <w:rFonts w:ascii="Times New Roman" w:hAnsi="Times New Roman" w:cs="Times New Roman"/>
-                <w:b w:val="0"/>
-                <w:i w:val="0"/>
-                <w:sz w:val="20"/>
-              </w:rPr>
-              <w:t>Luật SHTT; thông lệ tư vấn giữ quyền sở hữu, chỉ cấp quyền sử dụng cho dự án.</w:t>
-            </w:r>
-          </w:p>
-        </w:tc>
-        <w:tc>
-          <w:tcPr>
-            <w:tcW w:type="dxa" w:w="3126"/>
-          </w:tcPr>
-          <w:p>
-            <w:pPr>
-              <w:spacing w:after="40" w:before="40"/>
-            </w:pPr>
-            <w:r/>
-            <w:r>
-              <w:rPr>
-                <w:rFonts w:ascii="Times New Roman" w:hAnsi="Times New Roman" w:cs="Times New Roman"/>
-                <w:b w:val="0"/>
-                <w:i w:val="0"/>
-                <w:sz w:val="22"/>
-              </w:rPr>
-              <w:t>Giữ quyền sở hữu, chỉ cấp quyền sử dụng cho dự án; gắn quyền sử dụng với điều kiện đã thanh toán; giới hạn indemnity SHTT theo phần lỗi.</w:t>
-            </w:r>
-          </w:p>
-        </w:tc>
-      </w:tr>
-      <w:tr>
-        <w:tc>
-          <w:tcPr>
-            <w:tcW w:type="dxa" w:w="1500"/>
-            <w:shd w:val="clear" w:color="auto" w:fill="F8CBAD"/>
-          </w:tcPr>
-          <w:p>
-            <w:pPr>
-              <w:spacing w:after="40" w:before="40"/>
-            </w:pPr>
-            <w:r/>
-            <w:r>
-              <w:rPr>
-                <w:rFonts w:ascii="Times New Roman" w:hAnsi="Times New Roman" w:cs="Times New Roman"/>
-                <w:b/>
-                <w:i w:val="0"/>
-                <w:color w:val="C00000"/>
-                <w:sz w:val="22"/>
-              </w:rPr>
-              <w:t>[Cao]</w:t>
-            </w:r>
-          </w:p>
-          <w:p>
-            <w:pPr>
-              <w:spacing w:after="40" w:before="0"/>
-            </w:pPr>
-            <w:r>
-              <w:rPr>
-                <w:rFonts w:ascii="Times New Roman" w:hAnsi="Times New Roman" w:cs="Times New Roman"/>
-                <w:b/>
-                <w:i w:val="0"/>
-                <w:sz w:val="22"/>
-              </w:rPr>
-              <w:t xml:space="preserve">Chủ đề </w:t>
-            </w:r>
-            <w:r>
-              <w:rPr>
-                <w:rFonts w:ascii="Times New Roman" w:hAnsi="Times New Roman" w:cs="Times New Roman"/>
-                <w:b w:val="0"/>
-                <w:i w:val="0"/>
-                <w:sz w:val="22"/>
-              </w:rPr>
               <w:t>16</w:t>
             </w:r>
           </w:p>
@@ -1274,7 +962,7 @@
                 <w:i w:val="0"/>
                 <w:sz w:val="20"/>
               </w:rPr>
-              <w:t>“Bên B phải bồi thường toàn bộ thiệt hại trực tiếp và gián tiếp, bao gồm thiệt hại uy tín, thương hiệu.”</w:t>
+              <w:t>“Bên B phải bồi thường toàn bộ thiệt hại trực tiếp và gián tiếp.”</w:t>
             </w:r>
           </w:p>
           <w:p>
@@ -1462,150 +1150,6 @@
                 <w:sz w:val="22"/>
               </w:rPr>
               <w:t>Bỏ điều khoản hoàn trả toàn bộ; chỉ hoàn phần chưa thực hiện và bồi thường tương ứng phần lỗi có chứng minh.</w:t>
-            </w:r>
-          </w:p>
-        </w:tc>
-      </w:tr>
-      <w:tr>
-        <w:tc>
-          <w:tcPr>
-            <w:tcW w:type="dxa" w:w="1500"/>
-            <w:shd w:val="clear" w:color="auto" w:fill="F8CBAD"/>
-          </w:tcPr>
-          <w:p>
-            <w:pPr>
-              <w:spacing w:after="40" w:before="40"/>
-            </w:pPr>
-            <w:r/>
-            <w:r>
-              <w:rPr>
-                <w:rFonts w:ascii="Times New Roman" w:hAnsi="Times New Roman" w:cs="Times New Roman"/>
-                <w:b/>
-                <w:i w:val="0"/>
-                <w:color w:val="C00000"/>
-                <w:sz w:val="22"/>
-              </w:rPr>
-              <w:t>[Cao]</w:t>
-            </w:r>
-          </w:p>
-          <w:p>
-            <w:pPr>
-              <w:spacing w:after="40" w:before="0"/>
-            </w:pPr>
-            <w:r>
-              <w:rPr>
-                <w:rFonts w:ascii="Times New Roman" w:hAnsi="Times New Roman" w:cs="Times New Roman"/>
-                <w:b/>
-                <w:i w:val="0"/>
-                <w:sz w:val="22"/>
-              </w:rPr>
-              <w:t xml:space="preserve">Chủ đề </w:t>
-            </w:r>
-            <w:r>
-              <w:rPr>
-                <w:rFonts w:ascii="Times New Roman" w:hAnsi="Times New Roman" w:cs="Times New Roman"/>
-                <w:b w:val="0"/>
-                <w:i w:val="0"/>
-                <w:sz w:val="22"/>
-              </w:rPr>
-              <w:t>16</w:t>
-            </w:r>
-          </w:p>
-          <w:p>
-            <w:r>
-              <w:rPr>
-                <w:rFonts w:ascii="Times New Roman" w:hAnsi="Times New Roman" w:cs="Times New Roman"/>
-                <w:b w:val="0"/>
-                <w:i/>
-                <w:sz w:val="20"/>
-              </w:rPr>
-              <w:t>Liên đới bồi thường cùng nhà thầu / gồm thiệt hại uy tín</w:t>
-            </w:r>
-          </w:p>
-        </w:tc>
-        <w:tc>
-          <w:tcPr>
-            <w:tcW w:type="dxa" w:w="4400"/>
-          </w:tcPr>
-          <w:p>
-            <w:pPr>
-              <w:spacing w:after="40" w:before="40"/>
-            </w:pPr>
-            <w:r/>
-            <w:r>
-              <w:rPr>
-                <w:rFonts w:ascii="Times New Roman" w:hAnsi="Times New Roman" w:cs="Times New Roman"/>
-                <w:b w:val="0"/>
-                <w:i w:val="0"/>
-                <w:sz w:val="22"/>
-              </w:rPr>
-              <w:t>Trách nhiệm liên đới buộc TVGS gánh cả phần lỗi của nhà thầu; khoản 'thiệt hại uy tín' rất khó định lượng và dễ bị thổi phồng.</w:t>
-            </w:r>
-          </w:p>
-          <w:p>
-            <w:pPr>
-              <w:spacing w:after="40" w:before="0"/>
-            </w:pPr>
-            <w:r>
-              <w:rPr>
-                <w:rFonts w:ascii="Times New Roman" w:hAnsi="Times New Roman" w:cs="Times New Roman"/>
-                <w:b/>
-                <w:i w:val="0"/>
-                <w:sz w:val="20"/>
-              </w:rPr>
-              <w:t xml:space="preserve">Trích: </w:t>
-            </w:r>
-            <w:r>
-              <w:rPr>
-                <w:rFonts w:ascii="Times New Roman" w:hAnsi="Times New Roman" w:cs="Times New Roman"/>
-                <w:b w:val="0"/>
-                <w:i w:val="0"/>
-                <w:sz w:val="20"/>
-              </w:rPr>
-              <w:t>“Bên B phải bồi thường toàn bộ thiệt hại trực tiếp và gián tiếp, bao gồm thiệt hại uy tín, thương hiệu.”</w:t>
-            </w:r>
-          </w:p>
-          <w:p>
-            <w:pPr>
-              <w:spacing w:after="40" w:before="0"/>
-            </w:pPr>
-            <w:r>
-              <w:rPr>
-                <w:rFonts w:ascii="Times New Roman" w:hAnsi="Times New Roman" w:cs="Times New Roman"/>
-                <w:b/>
-                <w:i w:val="0"/>
-                <w:sz w:val="20"/>
-              </w:rPr>
-              <w:t xml:space="preserve">Căn cứ: </w:t>
-            </w:r>
-            <w:r>
-              <w:rPr>
-                <w:rFonts w:ascii="Times New Roman" w:hAnsi="Times New Roman" w:cs="Times New Roman"/>
-                <w:b w:val="0"/>
-                <w:i w:val="0"/>
-                <w:sz w:val="20"/>
-              </w:rPr>
-              <w:t>BLDS 2015 Điều 587 (mỗi bên chịu phần lỗi của mình); thiệt hại phải xác định được.</w:t>
-            </w:r>
-          </w:p>
-        </w:tc>
-        <w:tc>
-          <w:tcPr>
-            <w:tcW w:type="dxa" w:w="3126"/>
-          </w:tcPr>
-          <w:p>
-            <w:pPr>
-              <w:spacing w:after="40" w:before="40"/>
-            </w:pPr>
-            <w:r/>
-            <w:r>
-              <w:rPr>
-                <w:rFonts w:ascii="Times New Roman" w:hAnsi="Times New Roman" w:cs="Times New Roman"/>
-                <w:b w:val="0"/>
-                <w:i w:val="0"/>
-                <w:sz w:val="22"/>
-              </w:rPr>
-              <w:t>Chỉ chịu phần lỗi của TVGS; loại bỏ hoặc định lượng cụ thể khoản thiệt hại uy tín/thương hiệu.</w:t>
             </w:r>
           </w:p>
         </w:tc>
@@ -1850,7 +1394,7 @@
                 <w:i w:val="0"/>
                 <w:sz w:val="20"/>
               </w:rPr>
-              <w:t>“The English version shall prevail. All copyright shall be assigned to the Employer.”</w:t>
+              <w:t>“The Consultant shall indemnify and hold harmless the Employer. The English version shall prevail.”</w:t>
             </w:r>
           </w:p>
           <w:p>
@@ -1994,7 +1538,7 @@
                 <w:i w:val="0"/>
                 <w:sz w:val="20"/>
               </w:rPr>
-              <w:t>“The Consultant shall indemnify and hold harmless the Employer against all claims.”</w:t>
+              <w:t>“The Consultant shall indemnify and hold harmless the Employer. The English version shall prevail.”</w:t>
             </w:r>
           </w:p>
           <w:p>
@@ -2138,7 +1682,7 @@
                 <w:i w:val="0"/>
                 <w:sz w:val="20"/>
               </w:rPr>
-              <w:t>“Trong hợp đồng này, phạm vi công việc bao gồm nhưng không giới hạn các nội dung giám sát.”</w:t>
+              <w:t>“Phạm vi bao gồm nhưng không giới hạn các nội dung giám sát thi công.”</w:t>
             </w:r>
           </w:p>
           <w:p>
@@ -2182,1014 +1726,6 @@
                 <w:sz w:val="22"/>
               </w:rPr>
               <w:t>Giới hạn phạm vi theo Phụ lục công việc; việc ngoài phạm vi phải lập phụ lục và điều chỉnh phí.</w:t>
-            </w:r>
-          </w:p>
-        </w:tc>
-      </w:tr>
-      <w:tr>
-        <w:tc>
-          <w:tcPr>
-            <w:tcW w:type="dxa" w:w="1500"/>
-            <w:shd w:val="clear" w:color="auto" w:fill="FCE4D6"/>
-          </w:tcPr>
-          <w:p>
-            <w:pPr>
-              <w:spacing w:after="40" w:before="40"/>
-            </w:pPr>
-            <w:r/>
-            <w:r>
-              <w:rPr>
-                <w:rFonts w:ascii="Times New Roman" w:hAnsi="Times New Roman" w:cs="Times New Roman"/>
-                <w:b/>
-                <w:i w:val="0"/>
-                <w:color w:val="C45911"/>
-                <w:sz w:val="22"/>
-              </w:rPr>
-              <w:t>[Trung bình]</w:t>
-            </w:r>
-          </w:p>
-          <w:p>
-            <w:pPr>
-              <w:spacing w:after="40" w:before="0"/>
-            </w:pPr>
-            <w:r>
-              <w:rPr>
-                <w:rFonts w:ascii="Times New Roman" w:hAnsi="Times New Roman" w:cs="Times New Roman"/>
-                <w:b/>
-                <w:i w:val="0"/>
-                <w:sz w:val="22"/>
-              </w:rPr>
-              <w:t xml:space="preserve">Chủ đề </w:t>
-            </w:r>
-            <w:r>
-              <w:rPr>
-                <w:rFonts w:ascii="Times New Roman" w:hAnsi="Times New Roman" w:cs="Times New Roman"/>
-                <w:b w:val="0"/>
-                <w:i w:val="0"/>
-                <w:sz w:val="22"/>
-              </w:rPr>
-              <w:t>3</w:t>
-            </w:r>
-          </w:p>
-          <w:p>
-            <w:r>
-              <w:rPr>
-                <w:rFonts w:ascii="Times New Roman" w:hAnsi="Times New Roman" w:cs="Times New Roman"/>
-                <w:b w:val="0"/>
-                <w:i/>
-                <w:sz w:val="20"/>
-              </w:rPr>
-              <w:t>Gán TVGS 'lập/thu thập hồ sơ nghiệm thu, hoàn công'</w:t>
-            </w:r>
-          </w:p>
-        </w:tc>
-        <w:tc>
-          <w:tcPr>
-            <w:tcW w:type="dxa" w:w="4400"/>
-          </w:tcPr>
-          <w:p>
-            <w:pPr>
-              <w:spacing w:after="40" w:before="40"/>
-            </w:pPr>
-            <w:r/>
-            <w:r>
-              <w:rPr>
-                <w:rFonts w:ascii="Times New Roman" w:hAnsi="Times New Roman" w:cs="Times New Roman"/>
-                <w:b w:val="0"/>
-                <w:i w:val="0"/>
-                <w:sz w:val="22"/>
-              </w:rPr>
-              <w:t>Lập hồ sơ nghiệm thu/hoàn công là việc của nhà thầu và CĐT; TVGS chỉ kiểm tra và ký xác nhận.</w:t>
-            </w:r>
-          </w:p>
-          <w:p>
-            <w:pPr>
-              <w:spacing w:after="40" w:before="0"/>
-            </w:pPr>
-            <w:r>
-              <w:rPr>
-                <w:rFonts w:ascii="Times New Roman" w:hAnsi="Times New Roman" w:cs="Times New Roman"/>
-                <w:b/>
-                <w:i w:val="0"/>
-                <w:sz w:val="20"/>
-              </w:rPr>
-              <w:t xml:space="preserve">Trích: </w:t>
-            </w:r>
-            <w:r>
-              <w:rPr>
-                <w:rFonts w:ascii="Times New Roman" w:hAnsi="Times New Roman" w:cs="Times New Roman"/>
-                <w:b w:val="0"/>
-                <w:i w:val="0"/>
-                <w:sz w:val="20"/>
-              </w:rPr>
-              <w:t>“Tư vấn giám sát lập hồ sơ nghiệm thu và hồ sơ hoàn công cho công trình.”</w:t>
-            </w:r>
-          </w:p>
-          <w:p>
-            <w:pPr>
-              <w:spacing w:after="40" w:before="0"/>
-            </w:pPr>
-            <w:r>
-              <w:rPr>
-                <w:rFonts w:ascii="Times New Roman" w:hAnsi="Times New Roman" w:cs="Times New Roman"/>
-                <w:b/>
-                <w:i w:val="0"/>
-                <w:sz w:val="20"/>
-              </w:rPr>
-              <w:t xml:space="preserve">Căn cứ: </w:t>
-            </w:r>
-            <w:r>
-              <w:rPr>
-                <w:rFonts w:ascii="Times New Roman" w:hAnsi="Times New Roman" w:cs="Times New Roman"/>
-                <w:b w:val="0"/>
-                <w:i w:val="0"/>
-                <w:sz w:val="20"/>
-              </w:rPr>
-              <w:t>Điều 13.17 (nhà thầu) và Điều 14.11 (CĐT) NĐ 06/2021; TVGS tham gia nghiệm thu, ký xác nhận.</w:t>
-            </w:r>
-          </w:p>
-        </w:tc>
-        <w:tc>
-          <w:tcPr>
-            <w:tcW w:type="dxa" w:w="3126"/>
-          </w:tcPr>
-          <w:p>
-            <w:pPr>
-              <w:spacing w:after="40" w:before="40"/>
-            </w:pPr>
-            <w:r/>
-            <w:r>
-              <w:rPr>
-                <w:rFonts w:ascii="Times New Roman" w:hAnsi="Times New Roman" w:cs="Times New Roman"/>
-                <w:b w:val="0"/>
-                <w:i w:val="0"/>
-                <w:sz w:val="22"/>
-              </w:rPr>
-              <w:t>Sửa: TVGS 'kiểm tra, tham gia nghiệm thu, ký xác nhận'; việc lập hồ sơ thuộc nhà thầu/CĐT.</w:t>
-            </w:r>
-          </w:p>
-        </w:tc>
-      </w:tr>
-      <w:tr>
-        <w:tc>
-          <w:tcPr>
-            <w:tcW w:type="dxa" w:w="1500"/>
-            <w:shd w:val="clear" w:color="auto" w:fill="FCE4D6"/>
-          </w:tcPr>
-          <w:p>
-            <w:pPr>
-              <w:spacing w:after="40" w:before="40"/>
-            </w:pPr>
-            <w:r/>
-            <w:r>
-              <w:rPr>
-                <w:rFonts w:ascii="Times New Roman" w:hAnsi="Times New Roman" w:cs="Times New Roman"/>
-                <w:b/>
-                <w:i w:val="0"/>
-                <w:color w:val="C45911"/>
-                <w:sz w:val="22"/>
-              </w:rPr>
-              <w:t>[Trung bình]</w:t>
-            </w:r>
-          </w:p>
-          <w:p>
-            <w:pPr>
-              <w:spacing w:after="40" w:before="0"/>
-            </w:pPr>
-            <w:r>
-              <w:rPr>
-                <w:rFonts w:ascii="Times New Roman" w:hAnsi="Times New Roman" w:cs="Times New Roman"/>
-                <w:b/>
-                <w:i w:val="0"/>
-                <w:sz w:val="22"/>
-              </w:rPr>
-              <w:t xml:space="preserve">Chủ đề </w:t>
-            </w:r>
-            <w:r>
-              <w:rPr>
-                <w:rFonts w:ascii="Times New Roman" w:hAnsi="Times New Roman" w:cs="Times New Roman"/>
-                <w:b w:val="0"/>
-                <w:i w:val="0"/>
-                <w:sz w:val="22"/>
-              </w:rPr>
-              <w:t>10</w:t>
-            </w:r>
-          </w:p>
-          <w:p>
-            <w:r>
-              <w:rPr>
-                <w:rFonts w:ascii="Times New Roman" w:hAnsi="Times New Roman" w:cs="Times New Roman"/>
-                <w:b w:val="0"/>
-                <w:i/>
-                <w:sz w:val="20"/>
-              </w:rPr>
-              <w:t>Buộc mua bảo hiểm trách nhiệm nghề nghiệp</w:t>
-            </w:r>
-          </w:p>
-        </w:tc>
-        <w:tc>
-          <w:tcPr>
-            <w:tcW w:type="dxa" w:w="4400"/>
-          </w:tcPr>
-          <w:p>
-            <w:pPr>
-              <w:spacing w:after="40" w:before="40"/>
-            </w:pPr>
-            <w:r/>
-            <w:r>
-              <w:rPr>
-                <w:rFonts w:ascii="Times New Roman" w:hAnsi="Times New Roman" w:cs="Times New Roman"/>
-                <w:b w:val="0"/>
-                <w:i w:val="0"/>
-                <w:sz w:val="22"/>
-              </w:rPr>
-              <w:t>Pháp luật KHÔNG bắt buộc bảo hiểm trách nhiệm nghề nghiệp đối với TVGS (khác thiết kế/khảo sát); buộc mua làm tăng chi phí.</w:t>
-            </w:r>
-          </w:p>
-          <w:p>
-            <w:pPr>
-              <w:spacing w:after="40" w:before="0"/>
-            </w:pPr>
-            <w:r>
-              <w:rPr>
-                <w:rFonts w:ascii="Times New Roman" w:hAnsi="Times New Roman" w:cs="Times New Roman"/>
-                <w:b/>
-                <w:i w:val="0"/>
-                <w:sz w:val="20"/>
-              </w:rPr>
-              <w:t xml:space="preserve">Trích: </w:t>
-            </w:r>
-            <w:r>
-              <w:rPr>
-                <w:rFonts w:ascii="Times New Roman" w:hAnsi="Times New Roman" w:cs="Times New Roman"/>
-                <w:b w:val="0"/>
-                <w:i w:val="0"/>
-                <w:sz w:val="20"/>
-              </w:rPr>
-              <w:t>“Bên B phải mua bảo hiểm trách nhiệm nghề nghiệp trong suốt thời gian thực hiện.”</w:t>
-            </w:r>
-          </w:p>
-          <w:p>
-            <w:pPr>
-              <w:spacing w:after="40" w:before="0"/>
-            </w:pPr>
-            <w:r>
-              <w:rPr>
-                <w:rFonts w:ascii="Times New Roman" w:hAnsi="Times New Roman" w:cs="Times New Roman"/>
-                <w:b/>
-                <w:i w:val="0"/>
-                <w:sz w:val="20"/>
-              </w:rPr>
-              <w:t xml:space="preserve">Căn cứ: </w:t>
-            </w:r>
-            <w:r>
-              <w:rPr>
-                <w:rFonts w:ascii="Times New Roman" w:hAnsi="Times New Roman" w:cs="Times New Roman"/>
-                <w:b w:val="0"/>
-                <w:i w:val="0"/>
-                <w:sz w:val="20"/>
-              </w:rPr>
-              <w:t>NĐ về bảo hiểm trong hoạt động xây dựng: bảo hiểm TNN bắt buộc cho khảo sát/thiết kế, không cho giám sát; BHXH đã gồm BH tai nạn LĐ.</w:t>
-            </w:r>
-          </w:p>
-        </w:tc>
-        <w:tc>
-          <w:tcPr>
-            <w:tcW w:type="dxa" w:w="3126"/>
-          </w:tcPr>
-          <w:p>
-            <w:pPr>
-              <w:spacing w:after="40" w:before="40"/>
-            </w:pPr>
-            <w:r/>
-            <w:r>
-              <w:rPr>
-                <w:rFonts w:ascii="Times New Roman" w:hAnsi="Times New Roman" w:cs="Times New Roman"/>
-                <w:b w:val="0"/>
-                <w:i w:val="0"/>
-                <w:sz w:val="22"/>
-              </w:rPr>
-              <w:t>Ghi 'mua bảo hiểm theo quy định pháp luật' hoặc bỏ yêu cầu bắt buộc; nếu CĐT muốn thì tính vào giá.</w:t>
-            </w:r>
-          </w:p>
-        </w:tc>
-      </w:tr>
-      <w:tr>
-        <w:tc>
-          <w:tcPr>
-            <w:tcW w:type="dxa" w:w="1500"/>
-            <w:shd w:val="clear" w:color="auto" w:fill="FCE4D6"/>
-          </w:tcPr>
-          <w:p>
-            <w:pPr>
-              <w:spacing w:after="40" w:before="40"/>
-            </w:pPr>
-            <w:r/>
-            <w:r>
-              <w:rPr>
-                <w:rFonts w:ascii="Times New Roman" w:hAnsi="Times New Roman" w:cs="Times New Roman"/>
-                <w:b/>
-                <w:i w:val="0"/>
-                <w:color w:val="C45911"/>
-                <w:sz w:val="22"/>
-              </w:rPr>
-              <w:t>[Trung bình]</w:t>
-            </w:r>
-          </w:p>
-          <w:p>
-            <w:pPr>
-              <w:spacing w:after="40" w:before="0"/>
-            </w:pPr>
-            <w:r>
-              <w:rPr>
-                <w:rFonts w:ascii="Times New Roman" w:hAnsi="Times New Roman" w:cs="Times New Roman"/>
-                <w:b/>
-                <w:i w:val="0"/>
-                <w:sz w:val="22"/>
-              </w:rPr>
-              <w:t xml:space="preserve">Chủ đề </w:t>
-            </w:r>
-            <w:r>
-              <w:rPr>
-                <w:rFonts w:ascii="Times New Roman" w:hAnsi="Times New Roman" w:cs="Times New Roman"/>
-                <w:b w:val="0"/>
-                <w:i w:val="0"/>
-                <w:sz w:val="22"/>
-              </w:rPr>
-              <w:t>13</w:t>
-            </w:r>
-          </w:p>
-          <w:p>
-            <w:r>
-              <w:rPr>
-                <w:rFonts w:ascii="Times New Roman" w:hAnsi="Times New Roman" w:cs="Times New Roman"/>
-                <w:b w:val="0"/>
-                <w:i/>
-                <w:sz w:val="20"/>
-              </w:rPr>
-              <w:t>Thay 'bất kỳ nhân sự' phải báo trước dài &amp; CĐT chấp thuận</w:t>
-            </w:r>
-          </w:p>
-        </w:tc>
-        <w:tc>
-          <w:tcPr>
-            <w:tcW w:type="dxa" w:w="4400"/>
-          </w:tcPr>
-          <w:p>
-            <w:pPr>
-              <w:spacing w:after="40" w:before="40"/>
-            </w:pPr>
-            <w:r/>
-            <w:r>
-              <w:rPr>
-                <w:rFonts w:ascii="Times New Roman" w:hAnsi="Times New Roman" w:cs="Times New Roman"/>
-                <w:b w:val="0"/>
-                <w:i w:val="0"/>
-                <w:sz w:val="22"/>
-              </w:rPr>
-              <w:t>Báo trước dài (30 ngày) cho MỌI nhân sự là bất khả thi khi nhân sự nghỉ đột xuất, ốm đau.</w:t>
-            </w:r>
-          </w:p>
-          <w:p>
-            <w:pPr>
-              <w:spacing w:after="40" w:before="0"/>
-            </w:pPr>
-            <w:r>
-              <w:rPr>
-                <w:rFonts w:ascii="Times New Roman" w:hAnsi="Times New Roman" w:cs="Times New Roman"/>
-                <w:b/>
-                <w:i w:val="0"/>
-                <w:sz w:val="20"/>
-              </w:rPr>
-              <w:t xml:space="preserve">Trích: </w:t>
-            </w:r>
-            <w:r>
-              <w:rPr>
-                <w:rFonts w:ascii="Times New Roman" w:hAnsi="Times New Roman" w:cs="Times New Roman"/>
-                <w:b w:val="0"/>
-                <w:i w:val="0"/>
-                <w:sz w:val="20"/>
-              </w:rPr>
-              <w:t>“Việc thay thế bất kỳ nhân sự nào phải báo trước 30 ngày và được Chủ đầu tư chấp thuận.”</w:t>
-            </w:r>
-          </w:p>
-          <w:p>
-            <w:pPr>
-              <w:spacing w:after="40" w:before="0"/>
-            </w:pPr>
-            <w:r>
-              <w:rPr>
-                <w:rFonts w:ascii="Times New Roman" w:hAnsi="Times New Roman" w:cs="Times New Roman"/>
-                <w:b/>
-                <w:i w:val="0"/>
-                <w:sz w:val="20"/>
-              </w:rPr>
-              <w:t xml:space="preserve">Căn cứ: </w:t>
-            </w:r>
-            <w:r>
-              <w:rPr>
-                <w:rFonts w:ascii="Times New Roman" w:hAnsi="Times New Roman" w:cs="Times New Roman"/>
-                <w:b w:val="0"/>
-                <w:i w:val="0"/>
-                <w:sz w:val="20"/>
-              </w:rPr>
-              <w:t>Mẫu TT02: chỉ ràng buộc nhân sự chủ chốt; bất khả kháng được thay ngay bằng người tương đương.</w:t>
-            </w:r>
-          </w:p>
-        </w:tc>
-        <w:tc>
-          <w:tcPr>
-            <w:tcW w:type="dxa" w:w="3126"/>
-          </w:tcPr>
-          <w:p>
-            <w:pPr>
-              <w:spacing w:after="40" w:before="40"/>
-            </w:pPr>
-            <w:r/>
-            <w:r>
-              <w:rPr>
-                <w:rFonts w:ascii="Times New Roman" w:hAnsi="Times New Roman" w:cs="Times New Roman"/>
-                <w:b w:val="0"/>
-                <w:i w:val="0"/>
-                <w:sz w:val="22"/>
-              </w:rPr>
-              <w:t>30 ngày chỉ áp cho nhân sự chủ chốt thay chủ động; trường hợp đột xuất thay ngay bằng người tương đương (báo 3 ngày).</w:t>
-            </w:r>
-          </w:p>
-        </w:tc>
-      </w:tr>
-      <w:tr>
-        <w:tc>
-          <w:tcPr>
-            <w:tcW w:type="dxa" w:w="1500"/>
-            <w:shd w:val="clear" w:color="auto" w:fill="FCE4D6"/>
-          </w:tcPr>
-          <w:p>
-            <w:pPr>
-              <w:spacing w:after="40" w:before="40"/>
-            </w:pPr>
-            <w:r/>
-            <w:r>
-              <w:rPr>
-                <w:rFonts w:ascii="Times New Roman" w:hAnsi="Times New Roman" w:cs="Times New Roman"/>
-                <w:b/>
-                <w:i w:val="0"/>
-                <w:color w:val="C45911"/>
-                <w:sz w:val="22"/>
-              </w:rPr>
-              <w:t>[Trung bình]</w:t>
-            </w:r>
-          </w:p>
-          <w:p>
-            <w:pPr>
-              <w:spacing w:after="40" w:before="0"/>
-            </w:pPr>
-            <w:r>
-              <w:rPr>
-                <w:rFonts w:ascii="Times New Roman" w:hAnsi="Times New Roman" w:cs="Times New Roman"/>
-                <w:b/>
-                <w:i w:val="0"/>
-                <w:sz w:val="22"/>
-              </w:rPr>
-              <w:t xml:space="preserve">Chủ đề </w:t>
-            </w:r>
-            <w:r>
-              <w:rPr>
-                <w:rFonts w:ascii="Times New Roman" w:hAnsi="Times New Roman" w:cs="Times New Roman"/>
-                <w:b w:val="0"/>
-                <w:i w:val="0"/>
-                <w:sz w:val="22"/>
-              </w:rPr>
-              <w:t>13</w:t>
-            </w:r>
-          </w:p>
-          <w:p>
-            <w:r>
-              <w:rPr>
-                <w:rFonts w:ascii="Times New Roman" w:hAnsi="Times New Roman" w:cs="Times New Roman"/>
-                <w:b w:val="0"/>
-                <w:i/>
-                <w:sz w:val="20"/>
-              </w:rPr>
-              <w:t>Buộc làm việc kể cả lễ/tết, bất kỳ thời điểm, không tính phí</w:t>
-            </w:r>
-          </w:p>
-        </w:tc>
-        <w:tc>
-          <w:tcPr>
-            <w:tcW w:type="dxa" w:w="4400"/>
-          </w:tcPr>
-          <w:p>
-            <w:pPr>
-              <w:spacing w:after="40" w:before="40"/>
-            </w:pPr>
-            <w:r/>
-            <w:r>
-              <w:rPr>
-                <w:rFonts w:ascii="Times New Roman" w:hAnsi="Times New Roman" w:cs="Times New Roman"/>
-                <w:b w:val="0"/>
-                <w:i w:val="0"/>
-                <w:sz w:val="22"/>
-              </w:rPr>
-              <w:t>Buộc TVGS làm ngoài giờ/ngày lễ không giới hạn và không bù chi phí, đẩy chi phí nhân công sang TVGS.</w:t>
-            </w:r>
-          </w:p>
-          <w:p>
-            <w:pPr>
-              <w:spacing w:after="40" w:before="0"/>
-            </w:pPr>
-            <w:r>
-              <w:rPr>
-                <w:rFonts w:ascii="Times New Roman" w:hAnsi="Times New Roman" w:cs="Times New Roman"/>
-                <w:b/>
-                <w:i w:val="0"/>
-                <w:sz w:val="20"/>
-              </w:rPr>
-              <w:t xml:space="preserve">Trích: </w:t>
-            </w:r>
-            <w:r>
-              <w:rPr>
-                <w:rFonts w:ascii="Times New Roman" w:hAnsi="Times New Roman" w:cs="Times New Roman"/>
-                <w:b w:val="0"/>
-                <w:i w:val="0"/>
-                <w:sz w:val="20"/>
-              </w:rPr>
-              <w:t>“Bên B phải cử người làm việc kể cả ngày nghỉ, lễ, tết theo yêu cầu, không tính thêm chi phí.”</w:t>
-            </w:r>
-          </w:p>
-          <w:p>
-            <w:pPr>
-              <w:spacing w:after="40" w:before="0"/>
-            </w:pPr>
-            <w:r>
-              <w:rPr>
-                <w:rFonts w:ascii="Times New Roman" w:hAnsi="Times New Roman" w:cs="Times New Roman"/>
-                <w:b/>
-                <w:i w:val="0"/>
-                <w:sz w:val="20"/>
-              </w:rPr>
-              <w:t xml:space="preserve">Căn cứ: </w:t>
-            </w:r>
-            <w:r>
-              <w:rPr>
-                <w:rFonts w:ascii="Times New Roman" w:hAnsi="Times New Roman" w:cs="Times New Roman"/>
-                <w:b w:val="0"/>
-                <w:i w:val="0"/>
-                <w:sz w:val="20"/>
-              </w:rPr>
-              <w:t>Bộ luật Lao động (làm thêm giờ có giới hạn và phải trả lương thêm giờ); mẫu TT02 giới hạn hợp lý.</w:t>
-            </w:r>
-          </w:p>
-        </w:tc>
-        <w:tc>
-          <w:tcPr>
-            <w:tcW w:type="dxa" w:w="3126"/>
-          </w:tcPr>
-          <w:p>
-            <w:pPr>
-              <w:spacing w:after="40" w:before="40"/>
-            </w:pPr>
-            <w:r/>
-            <w:r>
-              <w:rPr>
-                <w:rFonts w:ascii="Times New Roman" w:hAnsi="Times New Roman" w:cs="Times New Roman"/>
-                <w:b w:val="0"/>
-                <w:i w:val="0"/>
-                <w:sz w:val="22"/>
-              </w:rPr>
-              <w:t>Giới hạn trong giờ làm việc; phần vượt mức/ngoài giờ có cơ chế bù chi phí hoặc nghỉ bù.</w:t>
-            </w:r>
-          </w:p>
-        </w:tc>
-      </w:tr>
-      <w:tr>
-        <w:tc>
-          <w:tcPr>
-            <w:tcW w:type="dxa" w:w="1500"/>
-            <w:shd w:val="clear" w:color="auto" w:fill="FCE4D6"/>
-          </w:tcPr>
-          <w:p>
-            <w:pPr>
-              <w:spacing w:after="40" w:before="40"/>
-            </w:pPr>
-            <w:r/>
-            <w:r>
-              <w:rPr>
-                <w:rFonts w:ascii="Times New Roman" w:hAnsi="Times New Roman" w:cs="Times New Roman"/>
-                <w:b/>
-                <w:i w:val="0"/>
-                <w:color w:val="C45911"/>
-                <w:sz w:val="22"/>
-              </w:rPr>
-              <w:t>[Trung bình]</w:t>
-            </w:r>
-          </w:p>
-          <w:p>
-            <w:pPr>
-              <w:spacing w:after="40" w:before="0"/>
-            </w:pPr>
-            <w:r>
-              <w:rPr>
-                <w:rFonts w:ascii="Times New Roman" w:hAnsi="Times New Roman" w:cs="Times New Roman"/>
-                <w:b/>
-                <w:i w:val="0"/>
-                <w:sz w:val="22"/>
-              </w:rPr>
-              <w:t xml:space="preserve">Chủ đề </w:t>
-            </w:r>
-            <w:r>
-              <w:rPr>
-                <w:rFonts w:ascii="Times New Roman" w:hAnsi="Times New Roman" w:cs="Times New Roman"/>
-                <w:b w:val="0"/>
-                <w:i w:val="0"/>
-                <w:sz w:val="22"/>
-              </w:rPr>
-              <w:t>15</w:t>
-            </w:r>
-          </w:p>
-          <w:p>
-            <w:r>
-              <w:rPr>
-                <w:rFonts w:ascii="Times New Roman" w:hAnsi="Times New Roman" w:cs="Times New Roman"/>
-                <w:b w:val="0"/>
-                <w:i/>
-                <w:sz w:val="20"/>
-              </w:rPr>
-              <w:t>Nghĩa vụ bảo mật 'vĩnh viễn'</w:t>
-            </w:r>
-          </w:p>
-        </w:tc>
-        <w:tc>
-          <w:tcPr>
-            <w:tcW w:type="dxa" w:w="4400"/>
-          </w:tcPr>
-          <w:p>
-            <w:pPr>
-              <w:spacing w:after="40" w:before="40"/>
-            </w:pPr>
-            <w:r/>
-            <w:r>
-              <w:rPr>
-                <w:rFonts w:ascii="Times New Roman" w:hAnsi="Times New Roman" w:cs="Times New Roman"/>
-                <w:b w:val="0"/>
-                <w:i w:val="0"/>
-                <w:sz w:val="22"/>
-              </w:rPr>
-              <w:t>Nghĩa vụ bảo mật vô thời hạn tạo rủi ro pháp lý kéo dài không cần thiết.</w:t>
-            </w:r>
-          </w:p>
-          <w:p>
-            <w:pPr>
-              <w:spacing w:after="40" w:before="0"/>
-            </w:pPr>
-            <w:r>
-              <w:rPr>
-                <w:rFonts w:ascii="Times New Roman" w:hAnsi="Times New Roman" w:cs="Times New Roman"/>
-                <w:b/>
-                <w:i w:val="0"/>
-                <w:sz w:val="20"/>
-              </w:rPr>
-              <w:t xml:space="preserve">Trích: </w:t>
-            </w:r>
-            <w:r>
-              <w:rPr>
-                <w:rFonts w:ascii="Times New Roman" w:hAnsi="Times New Roman" w:cs="Times New Roman"/>
-                <w:b w:val="0"/>
-                <w:i w:val="0"/>
-                <w:sz w:val="20"/>
-              </w:rPr>
-              <w:t>“Bên B có nghĩa vụ bảo mật thông tin vĩnh viễn.”</w:t>
-            </w:r>
-          </w:p>
-          <w:p>
-            <w:pPr>
-              <w:spacing w:after="40" w:before="0"/>
-            </w:pPr>
-            <w:r>
-              <w:rPr>
-                <w:rFonts w:ascii="Times New Roman" w:hAnsi="Times New Roman" w:cs="Times New Roman"/>
-                <w:b/>
-                <w:i w:val="0"/>
-                <w:sz w:val="20"/>
-              </w:rPr>
-              <w:t xml:space="preserve">Căn cứ: </w:t>
-            </w:r>
-            <w:r>
-              <w:rPr>
-                <w:rFonts w:ascii="Times New Roman" w:hAnsi="Times New Roman" w:cs="Times New Roman"/>
-                <w:b w:val="0"/>
-                <w:i w:val="0"/>
-                <w:sz w:val="20"/>
-              </w:rPr>
-              <w:t>Thông lệ: bảo mật có thời hạn hợp lý (vd 3 năm sau chấm dứt).</w:t>
-            </w:r>
-          </w:p>
-        </w:tc>
-        <w:tc>
-          <w:tcPr>
-            <w:tcW w:type="dxa" w:w="3126"/>
-          </w:tcPr>
-          <w:p>
-            <w:pPr>
-              <w:spacing w:after="40" w:before="40"/>
-            </w:pPr>
-            <w:r/>
-            <w:r>
-              <w:rPr>
-                <w:rFonts w:ascii="Times New Roman" w:hAnsi="Times New Roman" w:cs="Times New Roman"/>
-                <w:b w:val="0"/>
-                <w:i w:val="0"/>
-                <w:sz w:val="22"/>
-              </w:rPr>
-              <w:t>Đặt thời hạn bảo mật cụ thể (vd 3 năm sau khi chấm dứt hợp đồng); tránh 'vĩnh viễn'.</w:t>
-            </w:r>
-          </w:p>
-        </w:tc>
-      </w:tr>
-      <w:tr>
-        <w:tc>
-          <w:tcPr>
-            <w:tcW w:type="dxa" w:w="1500"/>
-            <w:shd w:val="clear" w:color="auto" w:fill="FCE4D6"/>
-          </w:tcPr>
-          <w:p>
-            <w:pPr>
-              <w:spacing w:after="40" w:before="40"/>
-            </w:pPr>
-            <w:r/>
-            <w:r>
-              <w:rPr>
-                <w:rFonts w:ascii="Times New Roman" w:hAnsi="Times New Roman" w:cs="Times New Roman"/>
-                <w:b/>
-                <w:i w:val="0"/>
-                <w:color w:val="C45911"/>
-                <w:sz w:val="22"/>
-              </w:rPr>
-              <w:t>[Trung bình]</w:t>
-            </w:r>
-          </w:p>
-          <w:p>
-            <w:pPr>
-              <w:spacing w:after="40" w:before="0"/>
-            </w:pPr>
-            <w:r>
-              <w:rPr>
-                <w:rFonts w:ascii="Times New Roman" w:hAnsi="Times New Roman" w:cs="Times New Roman"/>
-                <w:b/>
-                <w:i w:val="0"/>
-                <w:sz w:val="22"/>
-              </w:rPr>
-              <w:t xml:space="preserve">Chủ đề </w:t>
-            </w:r>
-            <w:r>
-              <w:rPr>
-                <w:rFonts w:ascii="Times New Roman" w:hAnsi="Times New Roman" w:cs="Times New Roman"/>
-                <w:b w:val="0"/>
-                <w:i w:val="0"/>
-                <w:sz w:val="22"/>
-              </w:rPr>
-              <w:t>20</w:t>
-            </w:r>
-          </w:p>
-          <w:p>
-            <w:r>
-              <w:rPr>
-                <w:rFonts w:ascii="Times New Roman" w:hAnsi="Times New Roman" w:cs="Times New Roman"/>
-                <w:b w:val="0"/>
-                <w:i/>
-                <w:sz w:val="20"/>
-              </w:rPr>
-              <w:t>Chuyển nhượng bất đối xứng (chỉ CĐT được chuyển)</w:t>
-            </w:r>
-          </w:p>
-        </w:tc>
-        <w:tc>
-          <w:tcPr>
-            <w:tcW w:type="dxa" w:w="4400"/>
-          </w:tcPr>
-          <w:p>
-            <w:pPr>
-              <w:spacing w:after="40" w:before="40"/>
-            </w:pPr>
-            <w:r/>
-            <w:r>
-              <w:rPr>
-                <w:rFonts w:ascii="Times New Roman" w:hAnsi="Times New Roman" w:cs="Times New Roman"/>
-                <w:b w:val="0"/>
-                <w:i w:val="0"/>
-                <w:sz w:val="22"/>
-              </w:rPr>
-              <w:t>(Phát hiện khi CÓ) — kiểm tra điều khoản chuyển nhượng có đối xứng không; thường CĐT được chuyển còn TVGS thì không.</w:t>
-            </w:r>
-          </w:p>
-          <w:p>
-            <w:pPr>
-              <w:spacing w:after="40" w:before="0"/>
-            </w:pPr>
-            <w:r>
-              <w:rPr>
-                <w:rFonts w:ascii="Times New Roman" w:hAnsi="Times New Roman" w:cs="Times New Roman"/>
-                <w:b/>
-                <w:i w:val="0"/>
-                <w:sz w:val="20"/>
-              </w:rPr>
-              <w:t xml:space="preserve">Trích: </w:t>
-            </w:r>
-            <w:r>
-              <w:rPr>
-                <w:rFonts w:ascii="Times New Roman" w:hAnsi="Times New Roman" w:cs="Times New Roman"/>
-                <w:b w:val="0"/>
-                <w:i w:val="0"/>
-                <w:sz w:val="20"/>
-              </w:rPr>
-              <w:t>“The English version shall prevail. All copyright shall be assigned to the Employer.”</w:t>
-            </w:r>
-          </w:p>
-          <w:p>
-            <w:pPr>
-              <w:spacing w:after="40" w:before="0"/>
-            </w:pPr>
-            <w:r>
-              <w:rPr>
-                <w:rFonts w:ascii="Times New Roman" w:hAnsi="Times New Roman" w:cs="Times New Roman"/>
-                <w:b/>
-                <w:i w:val="0"/>
-                <w:sz w:val="20"/>
-              </w:rPr>
-              <w:t xml:space="preserve">Căn cứ: </w:t>
-            </w:r>
-            <w:r>
-              <w:rPr>
-                <w:rFonts w:ascii="Times New Roman" w:hAnsi="Times New Roman" w:cs="Times New Roman"/>
-                <w:b w:val="0"/>
-                <w:i w:val="0"/>
-                <w:sz w:val="20"/>
-              </w:rPr>
-              <w:t>BLDS 2015 Điều 365 (chuyển giao quyền); thông lệ: bên nhận phải đủ năng lực.</w:t>
-            </w:r>
-          </w:p>
-        </w:tc>
-        <w:tc>
-          <w:tcPr>
-            <w:tcW w:type="dxa" w:w="3126"/>
-          </w:tcPr>
-          <w:p>
-            <w:pPr>
-              <w:spacing w:after="40" w:before="40"/>
-            </w:pPr>
-            <w:r/>
-            <w:r>
-              <w:rPr>
-                <w:rFonts w:ascii="Times New Roman" w:hAnsi="Times New Roman" w:cs="Times New Roman"/>
-                <w:b w:val="0"/>
-                <w:i w:val="0"/>
-                <w:sz w:val="22"/>
-              </w:rPr>
-              <w:t>Việc CĐT chuyển nhượng phải bảo đảm bên nhận đủ năng lực thanh toán và không làm giảm quyền lợi TVGS.</w:t>
-            </w:r>
-          </w:p>
-        </w:tc>
-      </w:tr>
-      <w:tr>
-        <w:tc>
-          <w:tcPr>
-            <w:tcW w:type="dxa" w:w="1500"/>
-            <w:shd w:val="clear" w:color="auto" w:fill="FCE4D6"/>
-          </w:tcPr>
-          <w:p>
-            <w:pPr>
-              <w:spacing w:after="40" w:before="40"/>
-            </w:pPr>
-            <w:r/>
-            <w:r>
-              <w:rPr>
-                <w:rFonts w:ascii="Times New Roman" w:hAnsi="Times New Roman" w:cs="Times New Roman"/>
-                <w:b/>
-                <w:i w:val="0"/>
-                <w:color w:val="C45911"/>
-                <w:sz w:val="22"/>
-              </w:rPr>
-              <w:t>[Trung bình]</w:t>
-            </w:r>
-          </w:p>
-          <w:p>
-            <w:pPr>
-              <w:spacing w:after="40" w:before="0"/>
-            </w:pPr>
-            <w:r>
-              <w:rPr>
-                <w:rFonts w:ascii="Times New Roman" w:hAnsi="Times New Roman" w:cs="Times New Roman"/>
-                <w:b/>
-                <w:i w:val="0"/>
-                <w:sz w:val="22"/>
-              </w:rPr>
-              <w:t xml:space="preserve">Chủ đề </w:t>
-            </w:r>
-            <w:r>
-              <w:rPr>
-                <w:rFonts w:ascii="Times New Roman" w:hAnsi="Times New Roman" w:cs="Times New Roman"/>
-                <w:b w:val="0"/>
-                <w:i w:val="0"/>
-                <w:sz w:val="22"/>
-              </w:rPr>
-              <w:t>25</w:t>
-            </w:r>
-          </w:p>
-          <w:p>
-            <w:r>
-              <w:rPr>
-                <w:rFonts w:ascii="Times New Roman" w:hAnsi="Times New Roman" w:cs="Times New Roman"/>
-                <w:b w:val="0"/>
-                <w:i/>
-                <w:sz w:val="20"/>
-              </w:rPr>
-              <w:t>Chuẩn 'best / utmost endeavours' (nỗ lực cao nhất)</w:t>
-            </w:r>
-          </w:p>
-        </w:tc>
-        <w:tc>
-          <w:tcPr>
-            <w:tcW w:type="dxa" w:w="4400"/>
-          </w:tcPr>
-          <w:p>
-            <w:pPr>
-              <w:spacing w:after="40" w:before="40"/>
-            </w:pPr>
-            <w:r/>
-            <w:r>
-              <w:rPr>
-                <w:rFonts w:ascii="Times New Roman" w:hAnsi="Times New Roman" w:cs="Times New Roman"/>
-                <w:b w:val="0"/>
-                <w:i w:val="0"/>
-                <w:sz w:val="22"/>
-              </w:rPr>
-              <w:t>'Best/utmost endeavours' là chuẩn thực hiện rất cao, dễ bị quy chưa làm hết sức.</w:t>
-            </w:r>
-          </w:p>
-          <w:p>
-            <w:pPr>
-              <w:spacing w:after="40" w:before="0"/>
-            </w:pPr>
-            <w:r>
-              <w:rPr>
-                <w:rFonts w:ascii="Times New Roman" w:hAnsi="Times New Roman" w:cs="Times New Roman"/>
-                <w:b/>
-                <w:i w:val="0"/>
-                <w:sz w:val="20"/>
-              </w:rPr>
-              <w:t xml:space="preserve">Trích: </w:t>
-            </w:r>
-            <w:r>
-              <w:rPr>
-                <w:rFonts w:ascii="Times New Roman" w:hAnsi="Times New Roman" w:cs="Times New Roman"/>
-                <w:b w:val="0"/>
-                <w:i w:val="0"/>
-                <w:sz w:val="20"/>
-              </w:rPr>
-              <w:t>“The Consultant shall use best endeavours to perform the services. Time is of the essence.”</w:t>
-            </w:r>
-          </w:p>
-          <w:p>
-            <w:pPr>
-              <w:spacing w:after="40" w:before="0"/>
-            </w:pPr>
-            <w:r>
-              <w:rPr>
-                <w:rFonts w:ascii="Times New Roman" w:hAnsi="Times New Roman" w:cs="Times New Roman"/>
-                <w:b/>
-                <w:i w:val="0"/>
-                <w:sz w:val="20"/>
-              </w:rPr>
-              <w:t xml:space="preserve">Căn cứ: </w:t>
-            </w:r>
-            <w:r>
-              <w:rPr>
-                <w:rFonts w:ascii="Times New Roman" w:hAnsi="Times New Roman" w:cs="Times New Roman"/>
-                <w:b w:val="0"/>
-                <w:i w:val="0"/>
-                <w:sz w:val="20"/>
-              </w:rPr>
-              <w:t>Thông lệ tư vấn: 'reasonable skill, care and diligence' (kỹ năng và sự cẩn trọng hợp lý).</w:t>
-            </w:r>
-          </w:p>
-        </w:tc>
-        <w:tc>
-          <w:tcPr>
-            <w:tcW w:type="dxa" w:w="3126"/>
-          </w:tcPr>
-          <w:p>
-            <w:pPr>
-              <w:spacing w:after="40" w:before="40"/>
-            </w:pPr>
-            <w:r/>
-            <w:r>
-              <w:rPr>
-                <w:rFonts w:ascii="Times New Roman" w:hAnsi="Times New Roman" w:cs="Times New Roman"/>
-                <w:b w:val="0"/>
-                <w:i w:val="0"/>
-                <w:sz w:val="22"/>
-              </w:rPr>
-              <w:t>Đề nghị đổi thành 'reasonable skill, care and diligence' theo chuẩn tư vấn thông thường.</w:t>
             </w:r>
           </w:p>
         </w:tc>
@@ -3334,7 +1870,7 @@
                 <w:i w:val="0"/>
                 <w:sz w:val="22"/>
               </w:rPr>
-              <w:t>4. Chất lượng sản phẩm / tiêu chuẩn</w:t>
+              <w:t>1. Định nghĩa &amp; diễn giải</w:t>
             </w:r>
           </w:p>
         </w:tc>
@@ -3354,7 +1890,135 @@
                 <w:i w:val="0"/>
                 <w:sz w:val="22"/>
               </w:rPr>
-              <w:t>Không nêu yêu cầu chất lượng/tiêu chuẩn sản phẩm tư vấn — khó xác định khi nào hoàn thành đạt yêu cầu.</w:t>
+              <w:t>Không có mục định nghĩa/diễn giải — các thuật ngữ 'phạm vi', 'hoàn thành', 'chấp thuận' dễ bị hiểu rộng bất lợi cho TVGS.</w:t>
+            </w:r>
+          </w:p>
+        </w:tc>
+      </w:tr>
+      <w:tr>
+        <w:tc>
+          <w:tcPr>
+            <w:tcW w:type="dxa" w:w="800"/>
+            <w:shd w:val="clear" w:color="auto" w:fill="FCE4D6"/>
+          </w:tcPr>
+          <w:p>
+            <w:pPr>
+              <w:spacing w:after="40" w:before="40"/>
+            </w:pPr>
+            <w:r/>
+            <w:r>
+              <w:rPr>
+                <w:rFonts w:ascii="Times New Roman" w:hAnsi="Times New Roman" w:cs="Times New Roman"/>
+                <w:b/>
+                <w:i w:val="0"/>
+                <w:color w:val="C45911"/>
+                <w:sz w:val="20"/>
+              </w:rPr>
+              <w:t>Trung bình</w:t>
+            </w:r>
+          </w:p>
+        </w:tc>
+        <w:tc>
+          <w:tcPr>
+            <w:tcW w:type="dxa" w:w="3200"/>
+          </w:tcPr>
+          <w:p>
+            <w:pPr>
+              <w:spacing w:after="40" w:before="40"/>
+            </w:pPr>
+            <w:r/>
+            <w:r>
+              <w:rPr>
+                <w:rFonts w:ascii="Times New Roman" w:hAnsi="Times New Roman" w:cs="Times New Roman"/>
+                <w:b w:val="0"/>
+                <w:i w:val="0"/>
+                <w:sz w:val="22"/>
+              </w:rPr>
+              <w:t>2. Hồ sơ hợp đồng &amp; thứ tự ưu tiên</w:t>
+            </w:r>
+          </w:p>
+        </w:tc>
+        <w:tc>
+          <w:tcPr>
+            <w:tcW w:type="dxa" w:w="5026"/>
+          </w:tcPr>
+          <w:p>
+            <w:pPr>
+              <w:spacing w:after="40" w:before="40"/>
+            </w:pPr>
+            <w:r/>
+            <w:r>
+              <w:rPr>
+                <w:rFonts w:ascii="Times New Roman" w:hAnsi="Times New Roman" w:cs="Times New Roman"/>
+                <w:b w:val="0"/>
+                <w:i w:val="0"/>
+                <w:sz w:val="22"/>
+              </w:rPr>
+              <w:t>Không quy định thứ tự ưu tiên hồ sơ — khi tài liệu mâu thuẫn sẽ tranh chấp cách hiểu.</w:t>
+            </w:r>
+          </w:p>
+        </w:tc>
+      </w:tr>
+      <w:tr>
+        <w:tc>
+          <w:tcPr>
+            <w:tcW w:type="dxa" w:w="800"/>
+            <w:shd w:val="clear" w:color="auto" w:fill="FCE4D6"/>
+          </w:tcPr>
+          <w:p>
+            <w:pPr>
+              <w:spacing w:after="40" w:before="40"/>
+            </w:pPr>
+            <w:r/>
+            <w:r>
+              <w:rPr>
+                <w:rFonts w:ascii="Times New Roman" w:hAnsi="Times New Roman" w:cs="Times New Roman"/>
+                <w:b/>
+                <w:i w:val="0"/>
+                <w:color w:val="C45911"/>
+                <w:sz w:val="20"/>
+              </w:rPr>
+              <w:t>Trung bình</w:t>
+            </w:r>
+          </w:p>
+        </w:tc>
+        <w:tc>
+          <w:tcPr>
+            <w:tcW w:type="dxa" w:w="3200"/>
+          </w:tcPr>
+          <w:p>
+            <w:pPr>
+              <w:spacing w:after="40" w:before="40"/>
+            </w:pPr>
+            <w:r/>
+            <w:r>
+              <w:rPr>
+                <w:rFonts w:ascii="Times New Roman" w:hAnsi="Times New Roman" w:cs="Times New Roman"/>
+                <w:b w:val="0"/>
+                <w:i w:val="0"/>
+                <w:sz w:val="22"/>
+              </w:rPr>
+              <w:t>5. Thời gian, tiến độ, tạm ngừng</w:t>
+            </w:r>
+          </w:p>
+        </w:tc>
+        <w:tc>
+          <w:tcPr>
+            <w:tcW w:type="dxa" w:w="5026"/>
+          </w:tcPr>
+          <w:p>
+            <w:pPr>
+              <w:spacing w:after="40" w:before="40"/>
+            </w:pPr>
+            <w:r/>
+            <w:r>
+              <w:rPr>
+                <w:rFonts w:ascii="Times New Roman" w:hAnsi="Times New Roman" w:cs="Times New Roman"/>
+                <w:b w:val="0"/>
+                <w:i w:val="0"/>
+                <w:sz w:val="22"/>
+              </w:rPr>
+              <w:t>Không quy định rõ thời gian/tiến độ và cơ chế khi kéo dài ngoài lỗi TVGS.</w:t>
             </w:r>
           </w:p>
         </w:tc>
@@ -3491,6 +2155,70 @@
         <w:tc>
           <w:tcPr>
             <w:tcW w:type="dxa" w:w="800"/>
+            <w:shd w:val="clear" w:color="auto" w:fill="E2EFDA"/>
+          </w:tcPr>
+          <w:p>
+            <w:pPr>
+              <w:spacing w:after="40" w:before="40"/>
+            </w:pPr>
+            <w:r/>
+            <w:r>
+              <w:rPr>
+                <w:rFonts w:ascii="Times New Roman" w:hAnsi="Times New Roman" w:cs="Times New Roman"/>
+                <w:b/>
+                <w:i w:val="0"/>
+                <w:color w:val="2E7D32"/>
+                <w:sz w:val="20"/>
+              </w:rPr>
+              <w:t>Ổn / Có lợi</w:t>
+            </w:r>
+          </w:p>
+        </w:tc>
+        <w:tc>
+          <w:tcPr>
+            <w:tcW w:type="dxa" w:w="3200"/>
+          </w:tcPr>
+          <w:p>
+            <w:pPr>
+              <w:spacing w:after="40" w:before="40"/>
+            </w:pPr>
+            <w:r/>
+            <w:r>
+              <w:rPr>
+                <w:rFonts w:ascii="Times New Roman" w:hAnsi="Times New Roman" w:cs="Times New Roman"/>
+                <w:b w:val="0"/>
+                <w:i w:val="0"/>
+                <w:sz w:val="22"/>
+              </w:rPr>
+              <w:t>10. Bảo hiểm</w:t>
+            </w:r>
+          </w:p>
+        </w:tc>
+        <w:tc>
+          <w:tcPr>
+            <w:tcW w:type="dxa" w:w="5026"/>
+          </w:tcPr>
+          <w:p>
+            <w:pPr>
+              <w:spacing w:after="40" w:before="40"/>
+            </w:pPr>
+            <w:r/>
+            <w:r>
+              <w:rPr>
+                <w:rFonts w:ascii="Times New Roman" w:hAnsi="Times New Roman" w:cs="Times New Roman"/>
+                <w:b w:val="0"/>
+                <w:i w:val="0"/>
+                <w:sz w:val="22"/>
+              </w:rPr>
+              <w:t>Không có yêu cầu bảo hiểm — thường ổn với TVGS, nhưng xác nhận lại.</w:t>
+            </w:r>
+          </w:p>
+        </w:tc>
+      </w:tr>
+      <w:tr>
+        <w:tc>
+          <w:tcPr>
+            <w:tcW w:type="dxa" w:w="800"/>
             <w:shd w:val="clear" w:color="auto" w:fill="FCE4D6"/>
           </w:tcPr>
           <w:p>
@@ -3611,6 +2339,198 @@
                 <w:sz w:val="22"/>
               </w:rPr>
               <w:t>Không thấy nghĩa vụ/chế tài đối với CĐT — mất đối xứng, TVGS không có công cụ khi CĐT chậm tài liệu/mặt bằng/thanh toán.</w:t>
+            </w:r>
+          </w:p>
+        </w:tc>
+      </w:tr>
+      <w:tr>
+        <w:tc>
+          <w:tcPr>
+            <w:tcW w:type="dxa" w:w="800"/>
+            <w:shd w:val="clear" w:color="auto" w:fill="FCE4D6"/>
+          </w:tcPr>
+          <w:p>
+            <w:pPr>
+              <w:spacing w:after="40" w:before="40"/>
+            </w:pPr>
+            <w:r/>
+            <w:r>
+              <w:rPr>
+                <w:rFonts w:ascii="Times New Roman" w:hAnsi="Times New Roman" w:cs="Times New Roman"/>
+                <w:b/>
+                <w:i w:val="0"/>
+                <w:color w:val="C45911"/>
+                <w:sz w:val="20"/>
+              </w:rPr>
+              <w:t>Trung bình</w:t>
+            </w:r>
+          </w:p>
+        </w:tc>
+        <w:tc>
+          <w:tcPr>
+            <w:tcW w:type="dxa" w:w="3200"/>
+          </w:tcPr>
+          <w:p>
+            <w:pPr>
+              <w:spacing w:after="40" w:before="40"/>
+            </w:pPr>
+            <w:r/>
+            <w:r>
+              <w:rPr>
+                <w:rFonts w:ascii="Times New Roman" w:hAnsi="Times New Roman" w:cs="Times New Roman"/>
+                <w:b w:val="0"/>
+                <w:i w:val="0"/>
+                <w:sz w:val="22"/>
+              </w:rPr>
+              <w:t>13. Nhân lực</w:t>
+            </w:r>
+          </w:p>
+        </w:tc>
+        <w:tc>
+          <w:tcPr>
+            <w:tcW w:type="dxa" w:w="5026"/>
+          </w:tcPr>
+          <w:p>
+            <w:pPr>
+              <w:spacing w:after="40" w:before="40"/>
+            </w:pPr>
+            <w:r/>
+            <w:r>
+              <w:rPr>
+                <w:rFonts w:ascii="Times New Roman" w:hAnsi="Times New Roman" w:cs="Times New Roman"/>
+                <w:b w:val="0"/>
+                <w:i w:val="0"/>
+                <w:sz w:val="22"/>
+              </w:rPr>
+              <w:t>Không quy định về nhân lực/thay thế nhân sự — dễ tranh chấp khi điều chuyển người.</w:t>
+            </w:r>
+          </w:p>
+        </w:tc>
+      </w:tr>
+      <w:tr>
+        <w:tc>
+          <w:tcPr>
+            <w:tcW w:type="dxa" w:w="800"/>
+            <w:shd w:val="clear" w:color="auto" w:fill="FCE4D6"/>
+          </w:tcPr>
+          <w:p>
+            <w:pPr>
+              <w:spacing w:after="40" w:before="40"/>
+            </w:pPr>
+            <w:r/>
+            <w:r>
+              <w:rPr>
+                <w:rFonts w:ascii="Times New Roman" w:hAnsi="Times New Roman" w:cs="Times New Roman"/>
+                <w:b/>
+                <w:i w:val="0"/>
+                <w:color w:val="C45911"/>
+                <w:sz w:val="20"/>
+              </w:rPr>
+              <w:t>Trung bình</w:t>
+            </w:r>
+          </w:p>
+        </w:tc>
+        <w:tc>
+          <w:tcPr>
+            <w:tcW w:type="dxa" w:w="3200"/>
+          </w:tcPr>
+          <w:p>
+            <w:pPr>
+              <w:spacing w:after="40" w:before="40"/>
+            </w:pPr>
+            <w:r/>
+            <w:r>
+              <w:rPr>
+                <w:rFonts w:ascii="Times New Roman" w:hAnsi="Times New Roman" w:cs="Times New Roman"/>
+                <w:b w:val="0"/>
+                <w:i w:val="0"/>
+                <w:sz w:val="22"/>
+              </w:rPr>
+              <w:t>14. Bản quyền / sở hữu trí tuệ</w:t>
+            </w:r>
+          </w:p>
+        </w:tc>
+        <w:tc>
+          <w:tcPr>
+            <w:tcW w:type="dxa" w:w="5026"/>
+          </w:tcPr>
+          <w:p>
+            <w:pPr>
+              <w:spacing w:after="40" w:before="40"/>
+            </w:pPr>
+            <w:r/>
+            <w:r>
+              <w:rPr>
+                <w:rFonts w:ascii="Times New Roman" w:hAnsi="Times New Roman" w:cs="Times New Roman"/>
+                <w:b w:val="0"/>
+                <w:i w:val="0"/>
+                <w:sz w:val="22"/>
+              </w:rPr>
+              <w:t>Không có điều khoản bản quyền/SHTT — kiểm tra để bảo lưu know-how của TVGS.</w:t>
+            </w:r>
+          </w:p>
+        </w:tc>
+      </w:tr>
+      <w:tr>
+        <w:tc>
+          <w:tcPr>
+            <w:tcW w:type="dxa" w:w="800"/>
+            <w:shd w:val="clear" w:color="auto" w:fill="E2EFDA"/>
+          </w:tcPr>
+          <w:p>
+            <w:pPr>
+              <w:spacing w:after="40" w:before="40"/>
+            </w:pPr>
+            <w:r/>
+            <w:r>
+              <w:rPr>
+                <w:rFonts w:ascii="Times New Roman" w:hAnsi="Times New Roman" w:cs="Times New Roman"/>
+                <w:b/>
+                <w:i w:val="0"/>
+                <w:color w:val="2E7D32"/>
+                <w:sz w:val="20"/>
+              </w:rPr>
+              <w:t>Ổn / Có lợi</w:t>
+            </w:r>
+          </w:p>
+        </w:tc>
+        <w:tc>
+          <w:tcPr>
+            <w:tcW w:type="dxa" w:w="3200"/>
+          </w:tcPr>
+          <w:p>
+            <w:pPr>
+              <w:spacing w:after="40" w:before="40"/>
+            </w:pPr>
+            <w:r/>
+            <w:r>
+              <w:rPr>
+                <w:rFonts w:ascii="Times New Roman" w:hAnsi="Times New Roman" w:cs="Times New Roman"/>
+                <w:b w:val="0"/>
+                <w:i w:val="0"/>
+                <w:sz w:val="22"/>
+              </w:rPr>
+              <w:t>15. Bảo mật thông tin</w:t>
+            </w:r>
+          </w:p>
+        </w:tc>
+        <w:tc>
+          <w:tcPr>
+            <w:tcW w:type="dxa" w:w="5026"/>
+          </w:tcPr>
+          <w:p>
+            <w:pPr>
+              <w:spacing w:after="40" w:before="40"/>
+            </w:pPr>
+            <w:r/>
+            <w:r>
+              <w:rPr>
+                <w:rFonts w:ascii="Times New Roman" w:hAnsi="Times New Roman" w:cs="Times New Roman"/>
+                <w:b w:val="0"/>
+                <w:i w:val="0"/>
+                <w:sz w:val="22"/>
+              </w:rPr>
+              <w:t>Không có điều khoản bảo mật — thường không bất lợi cho TVGS, nhưng kiểm tra yêu cầu của dự án.</w:t>
             </w:r>
           </w:p>
         </w:tc>
